--- a/lab_2/report.docx
+++ b/lab_2/report.docx
@@ -1680,30 +1680,28 @@
         <w:tab/>
         <w:br/>
         <w:tab/>
+        <w:br/>
+        <w:br/>
+        <w:br/>
+        <w:tab/>
+        <w:br/>
+        <w:br/>
+        <w:br/>
       </w:r>
       <w:r>
-        <w:rPr>
-          <w:rFonts w:cs="Times New Roman" w:ascii="Times New Roman" w:hAnsi="Times New Roman"/>
-          <w:b/>
-          <w:bCs w:val="false"/>
-          <w:sz w:val="28"/>
-          <w:szCs w:val="28"/>
-          <w:u w:val="none"/>
-          <w:lang w:val="en-US"/>
-        </w:rPr>
         <w:drawing>
-          <wp:anchor behindDoc="0" distT="0" distB="0" distL="0" distR="0" simplePos="0" locked="0" layoutInCell="0" allowOverlap="1" relativeHeight="11">
+          <wp:anchor behindDoc="0" distT="0" distB="0" distL="0" distR="0" simplePos="0" locked="0" layoutInCell="0" allowOverlap="1" relativeHeight="9">
             <wp:simplePos x="0" y="0"/>
             <wp:positionH relativeFrom="column">
-              <wp:posOffset>3072130</wp:posOffset>
+              <wp:align>center</wp:align>
             </wp:positionH>
             <wp:positionV relativeFrom="paragraph">
-              <wp:posOffset>1089660</wp:posOffset>
+              <wp:posOffset>635</wp:posOffset>
             </wp:positionV>
-            <wp:extent cx="1076325" cy="971550"/>
+            <wp:extent cx="4200525" cy="285750"/>
             <wp:effectExtent l="0" t="0" r="0" b="0"/>
             <wp:wrapSquare wrapText="largest"/>
-            <wp:docPr id="8" name="Изображение10" descr=""/>
+            <wp:docPr id="8" name="Изображение8" descr=""/>
             <wp:cNvGraphicFramePr>
               <a:graphicFrameLocks xmlns:a="http://schemas.openxmlformats.org/drawingml/2006/main" noChangeAspect="1"/>
             </wp:cNvGraphicFramePr>
@@ -1711,7 +1709,7 @@
               <a:graphicData uri="http://schemas.openxmlformats.org/drawingml/2006/picture">
                 <pic:pic xmlns:pic="http://schemas.openxmlformats.org/drawingml/2006/picture">
                   <pic:nvPicPr>
-                    <pic:cNvPr id="8" name="Изображение10" descr=""/>
+                    <pic:cNvPr id="8" name="Изображение8" descr=""/>
                     <pic:cNvPicPr>
                       <a:picLocks noChangeAspect="1" noChangeArrowheads="1"/>
                     </pic:cNvPicPr>
@@ -1725,7 +1723,7 @@
                   <pic:spPr bwMode="auto">
                     <a:xfrm>
                       <a:off x="0" y="0"/>
-                      <a:ext cx="1076325" cy="971550"/>
+                      <a:ext cx="4200525" cy="285750"/>
                     </a:xfrm>
                     <a:prstGeom prst="rect">
                       <a:avLst/>
@@ -1737,19 +1735,6 @@
             </a:graphic>
           </wp:anchor>
         </w:drawing>
-        <w:br/>
-        <w:br/>
-      </w:r>
-      <w:r>
-        <w:rPr>
-          <w:rFonts w:cs="Times New Roman" w:ascii="Times New Roman" w:hAnsi="Times New Roman"/>
-          <w:b/>
-          <w:bCs w:val="false"/>
-          <w:sz w:val="28"/>
-          <w:szCs w:val="28"/>
-          <w:u w:val="none"/>
-          <w:lang w:val="en-US"/>
-        </w:rPr>
         <w:drawing>
           <wp:anchor behindDoc="0" distT="0" distB="0" distL="0" distR="0" simplePos="0" locked="0" layoutInCell="0" allowOverlap="1" relativeHeight="10">
             <wp:simplePos x="0" y="0"/>
@@ -1796,23 +1781,19 @@
             </a:graphic>
           </wp:anchor>
         </w:drawing>
-        <w:br/>
-        <w:tab/>
-      </w:r>
-      <w:r>
         <w:drawing>
-          <wp:anchor behindDoc="0" distT="0" distB="0" distL="0" distR="0" simplePos="0" locked="0" layoutInCell="0" allowOverlap="1" relativeHeight="9">
+          <wp:anchor behindDoc="0" distT="0" distB="0" distL="0" distR="0" simplePos="0" locked="0" layoutInCell="0" allowOverlap="1" relativeHeight="11">
             <wp:simplePos x="0" y="0"/>
             <wp:positionH relativeFrom="column">
-              <wp:align>center</wp:align>
+              <wp:posOffset>3072130</wp:posOffset>
             </wp:positionH>
             <wp:positionV relativeFrom="paragraph">
-              <wp:posOffset>635</wp:posOffset>
+              <wp:posOffset>1089660</wp:posOffset>
             </wp:positionV>
-            <wp:extent cx="4200525" cy="285750"/>
+            <wp:extent cx="1076325" cy="971550"/>
             <wp:effectExtent l="0" t="0" r="0" b="0"/>
             <wp:wrapSquare wrapText="largest"/>
-            <wp:docPr id="10" name="Изображение8" descr=""/>
+            <wp:docPr id="10" name="Изображение10" descr=""/>
             <wp:cNvGraphicFramePr>
               <a:graphicFrameLocks xmlns:a="http://schemas.openxmlformats.org/drawingml/2006/main" noChangeAspect="1"/>
             </wp:cNvGraphicFramePr>
@@ -1820,7 +1801,7 @@
               <a:graphicData uri="http://schemas.openxmlformats.org/drawingml/2006/picture">
                 <pic:pic xmlns:pic="http://schemas.openxmlformats.org/drawingml/2006/picture">
                   <pic:nvPicPr>
-                    <pic:cNvPr id="10" name="Изображение8" descr=""/>
+                    <pic:cNvPr id="10" name="Изображение10" descr=""/>
                     <pic:cNvPicPr>
                       <a:picLocks noChangeAspect="1" noChangeArrowheads="1"/>
                     </pic:cNvPicPr>
@@ -1834,7 +1815,7 @@
                   <pic:spPr bwMode="auto">
                     <a:xfrm>
                       <a:off x="0" y="0"/>
-                      <a:ext cx="4200525" cy="285750"/>
+                      <a:ext cx="1076325" cy="971550"/>
                     </a:xfrm>
                     <a:prstGeom prst="rect">
                       <a:avLst/>
@@ -1846,6 +1827,216 @@
             </a:graphic>
           </wp:anchor>
         </w:drawing>
+        <w:drawing>
+          <wp:anchor behindDoc="0" distT="0" distB="0" distL="0" distR="0" simplePos="0" locked="0" layoutInCell="0" allowOverlap="1" relativeHeight="12">
+            <wp:simplePos x="0" y="0"/>
+            <wp:positionH relativeFrom="column">
+              <wp:posOffset>0</wp:posOffset>
+            </wp:positionH>
+            <wp:positionV relativeFrom="paragraph">
+              <wp:posOffset>2127250</wp:posOffset>
+            </wp:positionV>
+            <wp:extent cx="7560310" cy="1416685"/>
+            <wp:effectExtent l="0" t="0" r="0" b="0"/>
+            <wp:wrapSquare wrapText="largest"/>
+            <wp:docPr id="11" name="Изображение11" descr=""/>
+            <wp:cNvGraphicFramePr>
+              <a:graphicFrameLocks xmlns:a="http://schemas.openxmlformats.org/drawingml/2006/main" noChangeAspect="1"/>
+            </wp:cNvGraphicFramePr>
+            <a:graphic xmlns:a="http://schemas.openxmlformats.org/drawingml/2006/main">
+              <a:graphicData uri="http://schemas.openxmlformats.org/drawingml/2006/picture">
+                <pic:pic xmlns:pic="http://schemas.openxmlformats.org/drawingml/2006/picture">
+                  <pic:nvPicPr>
+                    <pic:cNvPr id="11" name="Изображение11" descr=""/>
+                    <pic:cNvPicPr>
+                      <a:picLocks noChangeAspect="1" noChangeArrowheads="1"/>
+                    </pic:cNvPicPr>
+                  </pic:nvPicPr>
+                  <pic:blipFill>
+                    <a:blip r:embed="rId12"/>
+                    <a:stretch>
+                      <a:fillRect/>
+                    </a:stretch>
+                  </pic:blipFill>
+                  <pic:spPr bwMode="auto">
+                    <a:xfrm>
+                      <a:off x="0" y="0"/>
+                      <a:ext cx="7560310" cy="1416685"/>
+                    </a:xfrm>
+                    <a:prstGeom prst="rect">
+                      <a:avLst/>
+                    </a:prstGeom>
+                    <a:noFill/>
+                  </pic:spPr>
+                </pic:pic>
+              </a:graphicData>
+            </a:graphic>
+          </wp:anchor>
+        </w:drawing>
+        <w:drawing>
+          <wp:anchor behindDoc="0" distT="0" distB="0" distL="0" distR="0" simplePos="0" locked="0" layoutInCell="0" allowOverlap="1" relativeHeight="13">
+            <wp:simplePos x="0" y="0"/>
+            <wp:positionH relativeFrom="column">
+              <wp:posOffset>0</wp:posOffset>
+            </wp:positionH>
+            <wp:positionV relativeFrom="paragraph">
+              <wp:posOffset>3746500</wp:posOffset>
+            </wp:positionV>
+            <wp:extent cx="7560310" cy="419100"/>
+            <wp:effectExtent l="0" t="0" r="0" b="0"/>
+            <wp:wrapSquare wrapText="largest"/>
+            <wp:docPr id="12" name="Изображение12" descr=""/>
+            <wp:cNvGraphicFramePr>
+              <a:graphicFrameLocks xmlns:a="http://schemas.openxmlformats.org/drawingml/2006/main" noChangeAspect="1"/>
+            </wp:cNvGraphicFramePr>
+            <a:graphic xmlns:a="http://schemas.openxmlformats.org/drawingml/2006/main">
+              <a:graphicData uri="http://schemas.openxmlformats.org/drawingml/2006/picture">
+                <pic:pic xmlns:pic="http://schemas.openxmlformats.org/drawingml/2006/picture">
+                  <pic:nvPicPr>
+                    <pic:cNvPr id="12" name="Изображение12" descr=""/>
+                    <pic:cNvPicPr>
+                      <a:picLocks noChangeAspect="1" noChangeArrowheads="1"/>
+                    </pic:cNvPicPr>
+                  </pic:nvPicPr>
+                  <pic:blipFill>
+                    <a:blip r:embed="rId13"/>
+                    <a:stretch>
+                      <a:fillRect/>
+                    </a:stretch>
+                  </pic:blipFill>
+                  <pic:spPr bwMode="auto">
+                    <a:xfrm>
+                      <a:off x="0" y="0"/>
+                      <a:ext cx="7560310" cy="419100"/>
+                    </a:xfrm>
+                    <a:prstGeom prst="rect">
+                      <a:avLst/>
+                    </a:prstGeom>
+                    <a:noFill/>
+                  </pic:spPr>
+                </pic:pic>
+              </a:graphicData>
+            </a:graphic>
+          </wp:anchor>
+        </w:drawing>
+      </w:r>
+      <w:r>
+        <w:rPr>
+          <w:rFonts w:eastAsia="Arial" w:cs="Times New Roman" w:ascii="Menlo;Monaco;Consolas;Cascadia Mono;Ubuntu Mono;DejaVu Sans Mono;Liberation Mono;JetBrains Mono;Fira Code;Cousine;Roboto Mono;Courier New;Courier;sans-serif;system-ui" w:hAnsi="Menlo;Monaco;Consolas;Cascadia Mono;Ubuntu Mono;DejaVu Sans Mono;Liberation Mono;JetBrains Mono;Fira Code;Cousine;Roboto Mono;Courier New;Courier;sans-serif;system-ui"/>
+          <w:b w:val="false"/>
+          <w:bCs w:val="false"/>
+          <w:i w:val="false"/>
+          <w:caps w:val="false"/>
+          <w:smallCaps w:val="false"/>
+          <w:color w:val="8DA1B9"/>
+          <w:spacing w:val="0"/>
+          <w:sz w:val="20"/>
+          <w:szCs w:val="28"/>
+          <w:u w:val="none"/>
+          <w:lang w:val="en-US"/>
+        </w:rPr>
+        <w:t># -L.              : искать библиотеки в текущей директории</w:t>
+      </w:r>
+    </w:p>
+    <w:p>
+      <w:pPr>
+        <w:pStyle w:val="Style10"/>
+        <w:widowControl/>
+        <w:pBdr/>
+        <w:spacing w:lineRule="atLeast" w:line="330" w:before="0" w:after="0"/>
+        <w:ind w:hanging="0" w:left="0" w:right="0"/>
+        <w:rPr>
+          <w:rFonts w:ascii="Menlo;Monaco;Consolas;Cascadia Mono;Ubuntu Mono;DejaVu Sans Mono;Liberation Mono;JetBrains Mono;Fira Code;Cousine;Roboto Mono;Courier New;Courier;sans-serif;system-ui" w:hAnsi="Menlo;Monaco;Consolas;Cascadia Mono;Ubuntu Mono;DejaVu Sans Mono;Liberation Mono;JetBrains Mono;Fira Code;Cousine;Roboto Mono;Courier New;Courier;sans-serif;system-ui" w:eastAsia="Arial" w:cs="Times New Roman"/>
+          <w:b w:val="false"/>
+          <w:i w:val="false"/>
+          <w:caps w:val="false"/>
+          <w:smallCaps w:val="false"/>
+          <w:color w:val="8DA1B9"/>
+          <w:spacing w:val="0"/>
+          <w:sz w:val="20"/>
+          <w:szCs w:val="28"/>
+        </w:rPr>
+      </w:pPr>
+      <w:r>
+        <w:rPr>
+          <w:rFonts w:eastAsia="Arial" w:cs="Times New Roman" w:ascii="Menlo;Monaco;Consolas;Cascadia Mono;Ubuntu Mono;DejaVu Sans Mono;Liberation Mono;JetBrains Mono;Fira Code;Cousine;Roboto Mono;Courier New;Courier;sans-serif;system-ui" w:hAnsi="Menlo;Monaco;Consolas;Cascadia Mono;Ubuntu Mono;DejaVu Sans Mono;Liberation Mono;JetBrains Mono;Fira Code;Cousine;Roboto Mono;Courier New;Courier;sans-serif;system-ui"/>
+          <w:b w:val="false"/>
+          <w:i w:val="false"/>
+          <w:caps w:val="false"/>
+          <w:smallCaps w:val="false"/>
+          <w:color w:val="8DA1B9"/>
+          <w:spacing w:val="0"/>
+          <w:sz w:val="20"/>
+          <w:szCs w:val="28"/>
+        </w:rPr>
+        <w:t># -lfwork          : НЕЯВНОЕ подключение lib_fwork.so</w:t>
+      </w:r>
+    </w:p>
+    <w:p>
+      <w:pPr>
+        <w:pStyle w:val="Style10"/>
+        <w:widowControl/>
+        <w:pBdr/>
+        <w:spacing w:lineRule="atLeast" w:line="330" w:before="0" w:after="0"/>
+        <w:ind w:hanging="0" w:left="0" w:right="0"/>
+        <w:rPr>
+          <w:rFonts w:ascii="Menlo;Monaco;Consolas;Cascadia Mono;Ubuntu Mono;DejaVu Sans Mono;Liberation Mono;JetBrains Mono;Fira Code;Cousine;Roboto Mono;Courier New;Courier;sans-serif;system-ui" w:hAnsi="Menlo;Monaco;Consolas;Cascadia Mono;Ubuntu Mono;DejaVu Sans Mono;Liberation Mono;JetBrains Mono;Fira Code;Cousine;Roboto Mono;Courier New;Courier;sans-serif;system-ui" w:eastAsia="Arial" w:cs="Times New Roman"/>
+          <w:b w:val="false"/>
+          <w:i w:val="false"/>
+          <w:caps w:val="false"/>
+          <w:smallCaps w:val="false"/>
+          <w:color w:val="8DA1B9"/>
+          <w:spacing w:val="0"/>
+          <w:sz w:val="20"/>
+          <w:szCs w:val="28"/>
+        </w:rPr>
+      </w:pPr>
+      <w:r>
+        <w:rPr>
+          <w:rFonts w:eastAsia="Arial" w:cs="Times New Roman" w:ascii="Menlo;Monaco;Consolas;Cascadia Mono;Ubuntu Mono;DejaVu Sans Mono;Liberation Mono;JetBrains Mono;Fira Code;Cousine;Roboto Mono;Courier New;Courier;sans-serif;system-ui" w:hAnsi="Menlo;Monaco;Consolas;Cascadia Mono;Ubuntu Mono;DejaVu Sans Mono;Liberation Mono;JetBrains Mono;Fira Code;Cousine;Roboto Mono;Courier New;Courier;sans-serif;system-ui"/>
+          <w:b w:val="false"/>
+          <w:i w:val="false"/>
+          <w:caps w:val="false"/>
+          <w:smallCaps w:val="false"/>
+          <w:color w:val="8DA1B9"/>
+          <w:spacing w:val="0"/>
+          <w:sz w:val="20"/>
+          <w:szCs w:val="28"/>
+        </w:rPr>
+        <w:t># -ldl             : библиотека для dlopen/dlsym</w:t>
+      </w:r>
+    </w:p>
+    <w:p>
+      <w:pPr>
+        <w:pStyle w:val="Normal"/>
+        <w:ind w:hanging="0" w:left="0"/>
+        <w:jc w:val="left"/>
+        <w:rPr>
+          <w:rFonts w:ascii="Times New Roman" w:hAnsi="Times New Roman" w:cs="Times New Roman"/>
+          <w:b/>
+          <w:bCs w:val="false"/>
+          <w:sz w:val="28"/>
+          <w:szCs w:val="28"/>
+          <w:u w:val="none"/>
+          <w:lang w:val="en-US"/>
+        </w:rPr>
+      </w:pPr>
+      <w:r>
+        <w:rPr>
+          <w:rFonts w:eastAsia="Arial" w:cs="Times New Roman" w:ascii="Menlo;Monaco;Consolas;Cascadia Mono;Ubuntu Mono;DejaVu Sans Mono;Liberation Mono;JetBrains Mono;Fira Code;Cousine;Roboto Mono;Courier New;Courier;sans-serif;system-ui" w:hAnsi="Menlo;Monaco;Consolas;Cascadia Mono;Ubuntu Mono;DejaVu Sans Mono;Liberation Mono;JetBrains Mono;Fira Code;Cousine;Roboto Mono;Courier New;Courier;sans-serif;system-ui"/>
+          <w:b w:val="false"/>
+          <w:bCs w:val="false"/>
+          <w:i w:val="false"/>
+          <w:caps w:val="false"/>
+          <w:smallCaps w:val="false"/>
+          <w:color w:val="8DA1B9"/>
+          <w:spacing w:val="0"/>
+          <w:sz w:val="20"/>
+          <w:szCs w:val="28"/>
+          <w:u w:val="none"/>
+          <w:lang w:val="en-US"/>
+        </w:rPr>
+        <w:t># -Wl,-rpath,.     : указать runtime путь к библиотекам</w:t>
       </w:r>
       <w:r>
         <w:rPr>
@@ -2268,8 +2459,8 @@
     <w:qFormat/>
     <w:rPr/>
   </w:style>
-  <w:style w:type="character" w:styleId="Style5">
-    <w:name w:val="Символ сноски"/>
+  <w:style w:type="character" w:styleId="user">
+    <w:name w:val="Символ сноски (user)"/>
     <w:uiPriority w:val="99"/>
     <w:unhideWhenUsed/>
     <w:qFormat/>
@@ -2277,8 +2468,8 @@
       <w:vertAlign w:val="superscript"/>
     </w:rPr>
   </w:style>
-  <w:style w:type="character" w:styleId="user">
-    <w:name w:val="Символ сноски (user)"/>
+  <w:style w:type="character" w:styleId="Style5">
+    <w:name w:val="Символ сноски"/>
     <w:qFormat/>
     <w:rPr>
       <w:vertAlign w:val="superscript"/>
@@ -2290,8 +2481,8 @@
       <w:vertAlign w:val="superscript"/>
     </w:rPr>
   </w:style>
-  <w:style w:type="character" w:styleId="Style6">
-    <w:name w:val="Символ концевой сноски"/>
+  <w:style w:type="character" w:styleId="user1">
+    <w:name w:val="Символ концевой сноски (user)"/>
     <w:uiPriority w:val="99"/>
     <w:semiHidden/>
     <w:unhideWhenUsed/>
@@ -2300,8 +2491,8 @@
       <w:vertAlign w:val="superscript"/>
     </w:rPr>
   </w:style>
-  <w:style w:type="character" w:styleId="user1">
-    <w:name w:val="Символ концевой сноски (user)"/>
+  <w:style w:type="character" w:styleId="Style6">
+    <w:name w:val="Символ концевой сноски"/>
     <w:qFormat/>
     <w:rPr>
       <w:vertAlign w:val="superscript"/>
@@ -2637,15 +2828,15 @@
     </w:pPr>
     <w:rPr/>
   </w:style>
-  <w:style w:type="paragraph" w:styleId="Style9">
-    <w:name w:val="Колонтитулы"/>
+  <w:style w:type="paragraph" w:styleId="user4">
+    <w:name w:val="Колонтитулы (user)"/>
     <w:basedOn w:val="Normal"/>
     <w:qFormat/>
     <w:pPr/>
     <w:rPr/>
   </w:style>
-  <w:style w:type="paragraph" w:styleId="user4">
-    <w:name w:val="Колонтитулы (user)"/>
+  <w:style w:type="paragraph" w:styleId="Style9">
+    <w:name w:val="Колонтитулы"/>
     <w:basedOn w:val="Normal"/>
     <w:qFormat/>
     <w:pPr/>
@@ -2906,7 +3097,7 @@
   </w:style>
   <w:style w:type="paragraph" w:styleId="IndexHeading">
     <w:name w:val="index heading"/>
-    <w:basedOn w:val="Style7"/>
+    <w:basedOn w:val="user2"/>
     <w:pPr/>
     <w:rPr/>
   </w:style>
@@ -2929,6 +3120,19 @@
       <w:sz w:val="20"/>
       <w:szCs w:val="20"/>
       <w:lang w:val="ru-RU" w:eastAsia="zh-CN" w:bidi="hi-IN"/>
+    </w:rPr>
+  </w:style>
+  <w:style w:type="paragraph" w:styleId="Style10">
+    <w:name w:val="Текст в заданном формате"/>
+    <w:basedOn w:val="Normal"/>
+    <w:qFormat/>
+    <w:pPr>
+      <w:spacing w:before="0" w:after="0"/>
+    </w:pPr>
+    <w:rPr>
+      <w:rFonts w:ascii="Liberation Mono" w:hAnsi="Liberation Mono" w:eastAsia="Noto Sans Mono CJK SC" w:cs="Liberation Mono"/>
+      <w:sz w:val="20"/>
+      <w:szCs w:val="20"/>
     </w:rPr>
   </w:style>
   <w:style w:type="table" w:default="1" w:styleId="12">

--- a/lab_2/report.docx
+++ b/lab_2/report.docx
@@ -1940,14 +1940,14 @@
     </w:p>
     <w:p>
       <w:pPr>
-        <w:pStyle w:val="Style10"/>
+        <w:pStyle w:val="user5"/>
         <w:widowControl/>
-        <w:pBdr/>
         <w:spacing w:lineRule="atLeast" w:line="330" w:before="0" w:after="0"/>
         <w:ind w:hanging="0" w:left="0" w:right="0"/>
         <w:rPr>
           <w:rFonts w:ascii="Menlo;Monaco;Consolas;Cascadia Mono;Ubuntu Mono;DejaVu Sans Mono;Liberation Mono;JetBrains Mono;Fira Code;Cousine;Roboto Mono;Courier New;Courier;sans-serif;system-ui" w:hAnsi="Menlo;Monaco;Consolas;Cascadia Mono;Ubuntu Mono;DejaVu Sans Mono;Liberation Mono;JetBrains Mono;Fira Code;Cousine;Roboto Mono;Courier New;Courier;sans-serif;system-ui" w:eastAsia="Arial" w:cs="Times New Roman"/>
           <w:b w:val="false"/>
+          <w:i w:val="false"/>
           <w:i w:val="false"/>
           <w:caps w:val="false"/>
           <w:smallCaps w:val="false"/>
@@ -1974,14 +1974,14 @@
     </w:p>
     <w:p>
       <w:pPr>
-        <w:pStyle w:val="Style10"/>
+        <w:pStyle w:val="user5"/>
         <w:widowControl/>
-        <w:pBdr/>
         <w:spacing w:lineRule="atLeast" w:line="330" w:before="0" w:after="0"/>
         <w:ind w:hanging="0" w:left="0" w:right="0"/>
         <w:rPr>
           <w:rFonts w:ascii="Menlo;Monaco;Consolas;Cascadia Mono;Ubuntu Mono;DejaVu Sans Mono;Liberation Mono;JetBrains Mono;Fira Code;Cousine;Roboto Mono;Courier New;Courier;sans-serif;system-ui" w:hAnsi="Menlo;Monaco;Consolas;Cascadia Mono;Ubuntu Mono;DejaVu Sans Mono;Liberation Mono;JetBrains Mono;Fira Code;Cousine;Roboto Mono;Courier New;Courier;sans-serif;system-ui" w:eastAsia="Arial" w:cs="Times New Roman"/>
           <w:b w:val="false"/>
+          <w:i w:val="false"/>
           <w:i w:val="false"/>
           <w:caps w:val="false"/>
           <w:smallCaps w:val="false"/>
@@ -2459,8 +2459,8 @@
     <w:qFormat/>
     <w:rPr/>
   </w:style>
-  <w:style w:type="character" w:styleId="user">
-    <w:name w:val="Символ сноски (user)"/>
+  <w:style w:type="character" w:styleId="Style5">
+    <w:name w:val="Символ сноски"/>
     <w:uiPriority w:val="99"/>
     <w:unhideWhenUsed/>
     <w:qFormat/>
@@ -2468,8 +2468,8 @@
       <w:vertAlign w:val="superscript"/>
     </w:rPr>
   </w:style>
-  <w:style w:type="character" w:styleId="Style5">
-    <w:name w:val="Символ сноски"/>
+  <w:style w:type="character" w:styleId="user">
+    <w:name w:val="Символ сноски (user)"/>
     <w:qFormat/>
     <w:rPr>
       <w:vertAlign w:val="superscript"/>
@@ -2481,8 +2481,8 @@
       <w:vertAlign w:val="superscript"/>
     </w:rPr>
   </w:style>
-  <w:style w:type="character" w:styleId="user1">
-    <w:name w:val="Символ концевой сноски (user)"/>
+  <w:style w:type="character" w:styleId="Style6">
+    <w:name w:val="Символ концевой сноски"/>
     <w:uiPriority w:val="99"/>
     <w:semiHidden/>
     <w:unhideWhenUsed/>
@@ -2491,8 +2491,8 @@
       <w:vertAlign w:val="superscript"/>
     </w:rPr>
   </w:style>
-  <w:style w:type="character" w:styleId="Style6">
-    <w:name w:val="Символ концевой сноски"/>
+  <w:style w:type="character" w:styleId="user1">
+    <w:name w:val="Символ концевой сноски (user)"/>
     <w:qFormat/>
     <w:rPr>
       <w:vertAlign w:val="superscript"/>
@@ -2828,15 +2828,15 @@
     </w:pPr>
     <w:rPr/>
   </w:style>
-  <w:style w:type="paragraph" w:styleId="user4">
-    <w:name w:val="Колонтитулы (user)"/>
+  <w:style w:type="paragraph" w:styleId="Style9">
+    <w:name w:val="Колонтитулы"/>
     <w:basedOn w:val="Normal"/>
     <w:qFormat/>
     <w:pPr/>
     <w:rPr/>
   </w:style>
-  <w:style w:type="paragraph" w:styleId="Style9">
-    <w:name w:val="Колонтитулы"/>
+  <w:style w:type="paragraph" w:styleId="user4">
+    <w:name w:val="Колонтитулы (user)"/>
     <w:basedOn w:val="Normal"/>
     <w:qFormat/>
     <w:pPr/>
@@ -3097,7 +3097,7 @@
   </w:style>
   <w:style w:type="paragraph" w:styleId="IndexHeading">
     <w:name w:val="index heading"/>
-    <w:basedOn w:val="user2"/>
+    <w:basedOn w:val="Style7"/>
     <w:pPr/>
     <w:rPr/>
   </w:style>
@@ -3122,8 +3122,8 @@
       <w:lang w:val="ru-RU" w:eastAsia="zh-CN" w:bidi="hi-IN"/>
     </w:rPr>
   </w:style>
-  <w:style w:type="paragraph" w:styleId="Style10">
-    <w:name w:val="Текст в заданном формате"/>
+  <w:style w:type="paragraph" w:styleId="user5">
+    <w:name w:val="Текст в заданном формате (user)"/>
     <w:basedOn w:val="Normal"/>
     <w:qFormat/>
     <w:pPr>
